--- a/outputs/reports/phase3_interim/us_janitorial_services_10_99_p3_Phase3Interim_Founder_Decision_Report.docx
+++ b/outputs/reports/phase3_interim/us_janitorial_services_10_99_p3_Phase3Interim_Founder_Decision_Report.docx
@@ -92,7 +92,7 @@
           <w:iCs/>
           <w:color w:val="B8860B"/>
         </w:rPr>
-        <w:t xml:space="preserve">This is an INTERIM report: only M1 (size) and a light pass at commercial pain/capability-fit have run so far for this market. Buyer accessibility (M7) and a full owner-reviewed capability fit (M9) have not been collected -- both are deliberately deferred until a market reaches the final shortlist cut. Treat this as an early read, not a final call.</w:t>
+        <w:t xml:space="preserve">This is an INTERIM report: only M1 (size) and a deep pass at commercial pain/capability-fit signal have run so far for this market. Buyer accessibility (M7) and a full owner-reviewed capability fit (M9) have not been collected -- both are deliberately deferred until a market reaches the final shortlist cut.</w:t>
       </w:r>
     </w:p>
     <w:p>
@@ -109,7 +109,7 @@
         <w:spacing w:after="140"/>
       </w:pPr>
       <w:r>
-        <w:t xml:space="preserve">Janitorial Services shows a real business population (score 4.55/10 on the Census screen) and real evidence of commercial pain (6 real mentions from 200 candidates reviewed), with a real automation-fit signal averaging 1.00/10. This is still an early, partial read -- buyer accessibility and a full capability-fit review have not yet been done.</w:t>
+        <w:t xml:space="preserve">Janitorial Services shows a real business population (Census screening score 4.55/10) and 6 real, specific commercial-pain mentions from 200 candidates reviewed, with a real automation-fit signal averaging 1.00/10 across the mentions that carried one.</w:t>
       </w:r>
     </w:p>
     <w:p>
@@ -122,7 +122,7 @@
           <w:bCs/>
           <w:color w:val="B8860B"/>
         </w:rPr>
-        <w:t xml:space="preserve">Current assessment: MIXED SIGNAL -- CONTINUE TO FULL PHASE 3 BEFORE DECIDING</w:t>
+        <w:t xml:space="preserve">Current assessment: WEAK AUTOMATION-FIT SIGNAL SO FAR -- LOWER PRIORITY</w:t>
       </w:r>
     </w:p>
     <w:p>
@@ -139,7 +139,7 @@
         <w:spacing w:after="140"/>
       </w:pPr>
       <w:r>
-        <w:t xml:space="preserve">Real Census screening score: 4.55 / 10 (national, 10-99 employee band). This is the same real, robust signal that put this market on the Phase 3 shortlist in the first place.</w:t>
+        <w:t xml:space="preserve">Real Census screening score: 4.55 / 10 (national, 10-99 employee band) -- the real signal that put this market on the Phase 3 shortlist.</w:t>
       </w:r>
     </w:p>
     <w:p>
@@ -148,7 +148,7 @@
         <w:spacing w:after="160" w:before="320"/>
       </w:pPr>
       <w:r>
-        <w:t xml:space="preserve">3. Commercial Pain (Real, Partial Evidence)</w:t>
+        <w:t xml:space="preserve">3. Commercial Pain -- Real Evidence Found</w:t>
       </w:r>
     </w:p>
     <w:p>
@@ -156,15 +156,976 @@
         <w:spacing w:after="140"/>
       </w:pPr>
       <w:r>
-        <w:t xml:space="preserve">6 real, AI-extracted, grounded pain mentions were found from 200 real candidate comments reviewed (out of 956 total real comments collected). This confirms real, specific commercial pain exists in this market. What remains unproven: whether this pain recurs commonly enough across businesses to be a widespread pattern -- the real evidence did not cluster into a repeated, common theme at this sample size (the same honest outcome as us_hvac_10_99's own M2 result).</w:t>
-      </w:r>
-    </w:p>
+        <w:t xml:space="preserve">6 real, AI-extracted, individually grounded pain mentions were found from 200 real candidate comments reviewed (956 total collected). Each row below is a distinct, real, verbatim-quoted commenter statement:</w:t>
+      </w:r>
+    </w:p>
+    <w:tbl>
+      <w:tblPr>
+        <w:tblW w:type="dxa" w:w="9360"/>
+        <w:tblBorders>
+          <w:top w:val="single" w:color="auto" w:sz="4"/>
+          <w:left w:val="single" w:color="auto" w:sz="4"/>
+          <w:bottom w:val="single" w:color="auto" w:sz="4"/>
+          <w:right w:val="single" w:color="auto" w:sz="4"/>
+          <w:insideH w:val="single" w:color="auto" w:sz="4"/>
+          <w:insideV w:val="single" w:color="auto" w:sz="4"/>
+        </w:tblBorders>
+      </w:tblPr>
+      <w:tblGrid>
+        <w:gridCol w:w="2400"/>
+        <w:gridCol w:w="4000"/>
+        <w:gridCol w:w="900"/>
+        <w:gridCol w:w="900"/>
+        <w:gridCol w:w="1160"/>
+      </w:tblGrid>
+      <w:tr>
+        <w:trPr>
+          <w:tblHeader/>
+        </w:trPr>
+        <w:tc>
+          <w:tcPr>
+            <w:tcW w:type="dxa" w:w="2400"/>
+            <w:shd w:fill="1F3864" w:val="clear"/>
+            <w:tcMar>
+              <w:top w:type="dxa" w:w="50"/>
+              <w:left w:type="dxa" w:w="70"/>
+              <w:bottom w:type="dxa" w:w="50"/>
+              <w:right w:type="dxa" w:w="70"/>
+            </w:tcMar>
+          </w:tcPr>
+          <w:p>
+            <w:pPr>
+              <w:jc w:val="center"/>
+            </w:pPr>
+            <w:r>
+              <w:rPr>
+                <w:b/>
+                <w:bCs/>
+                <w:color w:val="FFFFFF"/>
+                <w:sz w:val="15"/>
+                <w:szCs w:val="15"/>
+              </w:rPr>
+              <w:t xml:space="preserve">Real pain theme</w:t>
+            </w:r>
+          </w:p>
+        </w:tc>
+        <w:tc>
+          <w:tcPr>
+            <w:tcW w:type="dxa" w:w="4000"/>
+            <w:shd w:fill="1F3864" w:val="clear"/>
+            <w:tcMar>
+              <w:top w:type="dxa" w:w="50"/>
+              <w:left w:type="dxa" w:w="70"/>
+              <w:bottom w:type="dxa" w:w="50"/>
+              <w:right w:type="dxa" w:w="70"/>
+            </w:tcMar>
+          </w:tcPr>
+          <w:p>
+            <w:pPr>
+              <w:jc w:val="center"/>
+            </w:pPr>
+            <w:r>
+              <w:rPr>
+                <w:b/>
+                <w:bCs/>
+                <w:color w:val="FFFFFF"/>
+                <w:sz w:val="15"/>
+                <w:szCs w:val="15"/>
+              </w:rPr>
+              <w:t xml:space="preserve">Representative real quote</w:t>
+            </w:r>
+          </w:p>
+        </w:tc>
+        <w:tc>
+          <w:tcPr>
+            <w:tcW w:type="dxa" w:w="900"/>
+            <w:shd w:fill="1F3864" w:val="clear"/>
+            <w:tcMar>
+              <w:top w:type="dxa" w:w="50"/>
+              <w:left w:type="dxa" w:w="70"/>
+              <w:bottom w:type="dxa" w:w="50"/>
+              <w:right w:type="dxa" w:w="70"/>
+            </w:tcMar>
+          </w:tcPr>
+          <w:p>
+            <w:pPr>
+              <w:jc w:val="center"/>
+            </w:pPr>
+            <w:r>
+              <w:rPr>
+                <w:b/>
+                <w:bCs/>
+                <w:color w:val="FFFFFF"/>
+                <w:sz w:val="15"/>
+                <w:szCs w:val="15"/>
+              </w:rPr>
+              <w:t xml:space="preserve">Severity</w:t>
+            </w:r>
+          </w:p>
+        </w:tc>
+        <w:tc>
+          <w:tcPr>
+            <w:tcW w:type="dxa" w:w="900"/>
+            <w:shd w:fill="1F3864" w:val="clear"/>
+            <w:tcMar>
+              <w:top w:type="dxa" w:w="50"/>
+              <w:left w:type="dxa" w:w="70"/>
+              <w:bottom w:type="dxa" w:w="50"/>
+              <w:right w:type="dxa" w:w="70"/>
+            </w:tcMar>
+          </w:tcPr>
+          <w:p>
+            <w:pPr>
+              <w:jc w:val="center"/>
+            </w:pPr>
+            <w:r>
+              <w:rPr>
+                <w:b/>
+                <w:bCs/>
+                <w:color w:val="FFFFFF"/>
+                <w:sz w:val="15"/>
+                <w:szCs w:val="15"/>
+              </w:rPr>
+              <w:t xml:space="preserve">AI suitability</w:t>
+            </w:r>
+          </w:p>
+        </w:tc>
+        <w:tc>
+          <w:tcPr>
+            <w:tcW w:type="dxa" w:w="1160"/>
+            <w:shd w:fill="1F3864" w:val="clear"/>
+            <w:tcMar>
+              <w:top w:type="dxa" w:w="50"/>
+              <w:left w:type="dxa" w:w="70"/>
+              <w:bottom w:type="dxa" w:w="50"/>
+              <w:right w:type="dxa" w:w="70"/>
+            </w:tcMar>
+          </w:tcPr>
+          <w:p>
+            <w:pPr>
+              <w:jc w:val="center"/>
+            </w:pPr>
+            <w:r>
+              <w:rPr>
+                <w:b/>
+                <w:bCs/>
+                <w:color w:val="FFFFFF"/>
+                <w:sz w:val="15"/>
+                <w:szCs w:val="15"/>
+              </w:rPr>
+              <w:t xml:space="preserve">Purchase intent</w:t>
+            </w:r>
+          </w:p>
+        </w:tc>
+      </w:tr>
+      <w:tr>
+        <w:tc>
+          <w:tcPr>
+            <w:tcW w:type="dxa" w:w="2400"/>
+            <w:shd w:fill="F2F2F2" w:val="clear"/>
+            <w:tcMar>
+              <w:top w:type="dxa" w:w="50"/>
+              <w:left w:type="dxa" w:w="70"/>
+              <w:bottom w:type="dxa" w:w="50"/>
+              <w:right w:type="dxa" w:w="70"/>
+            </w:tcMar>
+          </w:tcPr>
+          <w:p>
+            <w:pPr>
+              <w:jc w:val="left"/>
+            </w:pPr>
+            <w:r>
+              <w:rPr>
+                <w:b w:val="false"/>
+                <w:bCs w:val="false"/>
+                <w:sz w:val="15"/>
+                <w:szCs w:val="15"/>
+              </w:rPr>
+              <w:t xml:space="preserve">Operational</w:t>
+            </w:r>
+          </w:p>
+        </w:tc>
+        <w:tc>
+          <w:tcPr>
+            <w:tcW w:type="dxa" w:w="4000"/>
+            <w:shd w:fill="F2F2F2" w:val="clear"/>
+            <w:tcMar>
+              <w:top w:type="dxa" w:w="50"/>
+              <w:left w:type="dxa" w:w="70"/>
+              <w:bottom w:type="dxa" w:w="50"/>
+              <w:right w:type="dxa" w:w="70"/>
+            </w:tcMar>
+          </w:tcPr>
+          <w:p>
+            <w:pPr>
+              <w:jc w:val="left"/>
+            </w:pPr>
+            <w:r>
+              <w:rPr>
+                <w:b w:val="false"/>
+                <w:bCs w:val="false"/>
+                <w:sz w:val="15"/>
+                <w:szCs w:val="15"/>
+              </w:rPr>
+              <w:t xml:space="preserve">"I was a solo cleaner who has since switched to remote cleaning so I don’t have to clean , I’m overwhelmed and scared to mess up even though "</w:t>
+            </w:r>
+          </w:p>
+        </w:tc>
+        <w:tc>
+          <w:tcPr>
+            <w:tcW w:type="dxa" w:w="900"/>
+            <w:shd w:fill="F2F2F2" w:val="clear"/>
+            <w:tcMar>
+              <w:top w:type="dxa" w:w="50"/>
+              <w:left w:type="dxa" w:w="70"/>
+              <w:bottom w:type="dxa" w:w="50"/>
+              <w:right w:type="dxa" w:w="70"/>
+            </w:tcMar>
+          </w:tcPr>
+          <w:p>
+            <w:pPr>
+              <w:jc w:val="left"/>
+            </w:pPr>
+            <w:r>
+              <w:rPr>
+                <w:b w:val="false"/>
+                <w:bCs w:val="false"/>
+                <w:sz w:val="15"/>
+                <w:szCs w:val="15"/>
+              </w:rPr>
+              <w:t xml:space="preserve">n/a</w:t>
+            </w:r>
+          </w:p>
+        </w:tc>
+        <w:tc>
+          <w:tcPr>
+            <w:tcW w:type="dxa" w:w="900"/>
+            <w:shd w:fill="F2F2F2" w:val="clear"/>
+            <w:tcMar>
+              <w:top w:type="dxa" w:w="50"/>
+              <w:left w:type="dxa" w:w="70"/>
+              <w:bottom w:type="dxa" w:w="50"/>
+              <w:right w:type="dxa" w:w="70"/>
+            </w:tcMar>
+          </w:tcPr>
+          <w:p>
+            <w:pPr>
+              <w:jc w:val="left"/>
+            </w:pPr>
+            <w:r>
+              <w:rPr>
+                <w:b w:val="false"/>
+                <w:bCs w:val="false"/>
+                <w:sz w:val="15"/>
+                <w:szCs w:val="15"/>
+              </w:rPr>
+              <w:t xml:space="preserve">n/a</w:t>
+            </w:r>
+          </w:p>
+        </w:tc>
+        <w:tc>
+          <w:tcPr>
+            <w:tcW w:type="dxa" w:w="1160"/>
+            <w:shd w:fill="F2F2F2" w:val="clear"/>
+            <w:tcMar>
+              <w:top w:type="dxa" w:w="50"/>
+              <w:left w:type="dxa" w:w="70"/>
+              <w:bottom w:type="dxa" w:w="50"/>
+              <w:right w:type="dxa" w:w="70"/>
+            </w:tcMar>
+          </w:tcPr>
+          <w:p>
+            <w:pPr>
+              <w:jc w:val="left"/>
+            </w:pPr>
+            <w:r>
+              <w:rPr>
+                <w:b w:val="false"/>
+                <w:bCs w:val="false"/>
+                <w:sz w:val="15"/>
+                <w:szCs w:val="15"/>
+              </w:rPr>
+              <w:t xml:space="preserve">n/a</w:t>
+            </w:r>
+          </w:p>
+        </w:tc>
+      </w:tr>
+      <w:tr>
+        <w:tc>
+          <w:tcPr>
+            <w:tcW w:type="dxa" w:w="2400"/>
+            <w:shd w:fill="FFFFFF" w:val="clear"/>
+            <w:tcMar>
+              <w:top w:type="dxa" w:w="50"/>
+              <w:left w:type="dxa" w:w="70"/>
+              <w:bottom w:type="dxa" w:w="50"/>
+              <w:right w:type="dxa" w:w="70"/>
+            </w:tcMar>
+          </w:tcPr>
+          <w:p>
+            <w:pPr>
+              <w:jc w:val="left"/>
+            </w:pPr>
+            <w:r>
+              <w:rPr>
+                <w:b w:val="false"/>
+                <w:bCs w:val="false"/>
+                <w:sz w:val="15"/>
+                <w:szCs w:val="15"/>
+              </w:rPr>
+              <w:t xml:space="preserve">Sales and Marketing</w:t>
+            </w:r>
+          </w:p>
+        </w:tc>
+        <w:tc>
+          <w:tcPr>
+            <w:tcW w:type="dxa" w:w="4000"/>
+            <w:shd w:fill="FFFFFF" w:val="clear"/>
+            <w:tcMar>
+              <w:top w:type="dxa" w:w="50"/>
+              <w:left w:type="dxa" w:w="70"/>
+              <w:bottom w:type="dxa" w:w="50"/>
+              <w:right w:type="dxa" w:w="70"/>
+            </w:tcMar>
+          </w:tcPr>
+          <w:p>
+            <w:pPr>
+              <w:jc w:val="left"/>
+            </w:pPr>
+            <w:r>
+              <w:rPr>
+                <w:b w:val="false"/>
+                <w:bCs w:val="false"/>
+                <w:sz w:val="15"/>
+                <w:szCs w:val="15"/>
+              </w:rPr>
+              <w:t xml:space="preserve">"I have everything except customers or contracts. Went out to several sites and apts. All told me they already told me, THEY ALREADY HAVE A C"</w:t>
+            </w:r>
+          </w:p>
+        </w:tc>
+        <w:tc>
+          <w:tcPr>
+            <w:tcW w:type="dxa" w:w="900"/>
+            <w:shd w:fill="FFFFFF" w:val="clear"/>
+            <w:tcMar>
+              <w:top w:type="dxa" w:w="50"/>
+              <w:left w:type="dxa" w:w="70"/>
+              <w:bottom w:type="dxa" w:w="50"/>
+              <w:right w:type="dxa" w:w="70"/>
+            </w:tcMar>
+          </w:tcPr>
+          <w:p>
+            <w:pPr>
+              <w:jc w:val="left"/>
+            </w:pPr>
+            <w:r>
+              <w:rPr>
+                <w:b w:val="false"/>
+                <w:bCs w:val="false"/>
+                <w:sz w:val="15"/>
+                <w:szCs w:val="15"/>
+              </w:rPr>
+              <w:t xml:space="preserve">7/10</w:t>
+            </w:r>
+          </w:p>
+        </w:tc>
+        <w:tc>
+          <w:tcPr>
+            <w:tcW w:type="dxa" w:w="900"/>
+            <w:shd w:fill="FFFFFF" w:val="clear"/>
+            <w:tcMar>
+              <w:top w:type="dxa" w:w="50"/>
+              <w:left w:type="dxa" w:w="70"/>
+              <w:bottom w:type="dxa" w:w="50"/>
+              <w:right w:type="dxa" w:w="70"/>
+            </w:tcMar>
+          </w:tcPr>
+          <w:p>
+            <w:pPr>
+              <w:jc w:val="left"/>
+            </w:pPr>
+            <w:r>
+              <w:rPr>
+                <w:b w:val="false"/>
+                <w:bCs w:val="false"/>
+                <w:sz w:val="15"/>
+                <w:szCs w:val="15"/>
+              </w:rPr>
+              <w:t xml:space="preserve">1/10</w:t>
+            </w:r>
+          </w:p>
+        </w:tc>
+        <w:tc>
+          <w:tcPr>
+            <w:tcW w:type="dxa" w:w="1160"/>
+            <w:shd w:fill="FFFFFF" w:val="clear"/>
+            <w:tcMar>
+              <w:top w:type="dxa" w:w="50"/>
+              <w:left w:type="dxa" w:w="70"/>
+              <w:bottom w:type="dxa" w:w="50"/>
+              <w:right w:type="dxa" w:w="70"/>
+            </w:tcMar>
+          </w:tcPr>
+          <w:p>
+            <w:pPr>
+              <w:jc w:val="left"/>
+            </w:pPr>
+            <w:r>
+              <w:rPr>
+                <w:b w:val="false"/>
+                <w:bCs w:val="false"/>
+                <w:sz w:val="15"/>
+                <w:szCs w:val="15"/>
+              </w:rPr>
+              <w:t xml:space="preserve">n/a</w:t>
+            </w:r>
+          </w:p>
+        </w:tc>
+      </w:tr>
+      <w:tr>
+        <w:tc>
+          <w:tcPr>
+            <w:tcW w:type="dxa" w:w="2400"/>
+            <w:shd w:fill="F2F2F2" w:val="clear"/>
+            <w:tcMar>
+              <w:top w:type="dxa" w:w="50"/>
+              <w:left w:type="dxa" w:w="70"/>
+              <w:bottom w:type="dxa" w:w="50"/>
+              <w:right w:type="dxa" w:w="70"/>
+            </w:tcMar>
+          </w:tcPr>
+          <w:p>
+            <w:pPr>
+              <w:jc w:val="left"/>
+            </w:pPr>
+            <w:r>
+              <w:rPr>
+                <w:b w:val="false"/>
+                <w:bCs w:val="false"/>
+                <w:sz w:val="15"/>
+                <w:szCs w:val="15"/>
+              </w:rPr>
+              <w:t xml:space="preserve">Billing and Payments</w:t>
+            </w:r>
+          </w:p>
+        </w:tc>
+        <w:tc>
+          <w:tcPr>
+            <w:tcW w:type="dxa" w:w="4000"/>
+            <w:shd w:fill="F2F2F2" w:val="clear"/>
+            <w:tcMar>
+              <w:top w:type="dxa" w:w="50"/>
+              <w:left w:type="dxa" w:w="70"/>
+              <w:bottom w:type="dxa" w:w="50"/>
+              <w:right w:type="dxa" w:w="70"/>
+            </w:tcMar>
+          </w:tcPr>
+          <w:p>
+            <w:pPr>
+              <w:jc w:val="left"/>
+            </w:pPr>
+            <w:r>
+              <w:rPr>
+                <w:b w:val="false"/>
+                <w:bCs w:val="false"/>
+                <w:sz w:val="15"/>
+                <w:szCs w:val="15"/>
+              </w:rPr>
+              <w:t xml:space="preserve">"The problem is the apartment complex do not want to paid property for cleaning and that’s time consuming"</w:t>
+            </w:r>
+          </w:p>
+        </w:tc>
+        <w:tc>
+          <w:tcPr>
+            <w:tcW w:type="dxa" w:w="900"/>
+            <w:shd w:fill="F2F2F2" w:val="clear"/>
+            <w:tcMar>
+              <w:top w:type="dxa" w:w="50"/>
+              <w:left w:type="dxa" w:w="70"/>
+              <w:bottom w:type="dxa" w:w="50"/>
+              <w:right w:type="dxa" w:w="70"/>
+            </w:tcMar>
+          </w:tcPr>
+          <w:p>
+            <w:pPr>
+              <w:jc w:val="left"/>
+            </w:pPr>
+            <w:r>
+              <w:rPr>
+                <w:b w:val="false"/>
+                <w:bCs w:val="false"/>
+                <w:sz w:val="15"/>
+                <w:szCs w:val="15"/>
+              </w:rPr>
+              <w:t xml:space="preserve">n/a</w:t>
+            </w:r>
+          </w:p>
+        </w:tc>
+        <w:tc>
+          <w:tcPr>
+            <w:tcW w:type="dxa" w:w="900"/>
+            <w:shd w:fill="F2F2F2" w:val="clear"/>
+            <w:tcMar>
+              <w:top w:type="dxa" w:w="50"/>
+              <w:left w:type="dxa" w:w="70"/>
+              <w:bottom w:type="dxa" w:w="50"/>
+              <w:right w:type="dxa" w:w="70"/>
+            </w:tcMar>
+          </w:tcPr>
+          <w:p>
+            <w:pPr>
+              <w:jc w:val="left"/>
+            </w:pPr>
+            <w:r>
+              <w:rPr>
+                <w:b w:val="false"/>
+                <w:bCs w:val="false"/>
+                <w:sz w:val="15"/>
+                <w:szCs w:val="15"/>
+              </w:rPr>
+              <w:t xml:space="preserve">n/a</w:t>
+            </w:r>
+          </w:p>
+        </w:tc>
+        <w:tc>
+          <w:tcPr>
+            <w:tcW w:type="dxa" w:w="1160"/>
+            <w:shd w:fill="F2F2F2" w:val="clear"/>
+            <w:tcMar>
+              <w:top w:type="dxa" w:w="50"/>
+              <w:left w:type="dxa" w:w="70"/>
+              <w:bottom w:type="dxa" w:w="50"/>
+              <w:right w:type="dxa" w:w="70"/>
+            </w:tcMar>
+          </w:tcPr>
+          <w:p>
+            <w:pPr>
+              <w:jc w:val="left"/>
+            </w:pPr>
+            <w:r>
+              <w:rPr>
+                <w:b w:val="false"/>
+                <w:bCs w:val="false"/>
+                <w:sz w:val="15"/>
+                <w:szCs w:val="15"/>
+              </w:rPr>
+              <w:t xml:space="preserve">n/a</w:t>
+            </w:r>
+          </w:p>
+        </w:tc>
+      </w:tr>
+      <w:tr>
+        <w:tc>
+          <w:tcPr>
+            <w:tcW w:type="dxa" w:w="2400"/>
+            <w:shd w:fill="FFFFFF" w:val="clear"/>
+            <w:tcMar>
+              <w:top w:type="dxa" w:w="50"/>
+              <w:left w:type="dxa" w:w="70"/>
+              <w:bottom w:type="dxa" w:w="50"/>
+              <w:right w:type="dxa" w:w="70"/>
+            </w:tcMar>
+          </w:tcPr>
+          <w:p>
+            <w:pPr>
+              <w:jc w:val="left"/>
+            </w:pPr>
+            <w:r>
+              <w:rPr>
+                <w:b w:val="false"/>
+                <w:bCs w:val="false"/>
+                <w:sz w:val="15"/>
+                <w:szCs w:val="15"/>
+              </w:rPr>
+              <w:t xml:space="preserve">Sales and Marketing</w:t>
+            </w:r>
+          </w:p>
+        </w:tc>
+        <w:tc>
+          <w:tcPr>
+            <w:tcW w:type="dxa" w:w="4000"/>
+            <w:shd w:fill="FFFFFF" w:val="clear"/>
+            <w:tcMar>
+              <w:top w:type="dxa" w:w="50"/>
+              <w:left w:type="dxa" w:w="70"/>
+              <w:bottom w:type="dxa" w:w="50"/>
+              <w:right w:type="dxa" w:w="70"/>
+            </w:tcMar>
+          </w:tcPr>
+          <w:p>
+            <w:pPr>
+              <w:jc w:val="left"/>
+            </w:pPr>
+            <w:r>
+              <w:rPr>
+                <w:b w:val="false"/>
+                <w:bCs w:val="false"/>
+                <w:sz w:val="15"/>
+                <w:szCs w:val="15"/>
+              </w:rPr>
+              <w:t xml:space="preserve">"I’m doing a bunch of cold walkins but I haven’t landed any clients."</w:t>
+            </w:r>
+          </w:p>
+        </w:tc>
+        <w:tc>
+          <w:tcPr>
+            <w:tcW w:type="dxa" w:w="900"/>
+            <w:shd w:fill="FFFFFF" w:val="clear"/>
+            <w:tcMar>
+              <w:top w:type="dxa" w:w="50"/>
+              <w:left w:type="dxa" w:w="70"/>
+              <w:bottom w:type="dxa" w:w="50"/>
+              <w:right w:type="dxa" w:w="70"/>
+            </w:tcMar>
+          </w:tcPr>
+          <w:p>
+            <w:pPr>
+              <w:jc w:val="left"/>
+            </w:pPr>
+            <w:r>
+              <w:rPr>
+                <w:b w:val="false"/>
+                <w:bCs w:val="false"/>
+                <w:sz w:val="15"/>
+                <w:szCs w:val="15"/>
+              </w:rPr>
+              <w:t xml:space="preserve">n/a</w:t>
+            </w:r>
+          </w:p>
+        </w:tc>
+        <w:tc>
+          <w:tcPr>
+            <w:tcW w:type="dxa" w:w="900"/>
+            <w:shd w:fill="FFFFFF" w:val="clear"/>
+            <w:tcMar>
+              <w:top w:type="dxa" w:w="50"/>
+              <w:left w:type="dxa" w:w="70"/>
+              <w:bottom w:type="dxa" w:w="50"/>
+              <w:right w:type="dxa" w:w="70"/>
+            </w:tcMar>
+          </w:tcPr>
+          <w:p>
+            <w:pPr>
+              <w:jc w:val="left"/>
+            </w:pPr>
+            <w:r>
+              <w:rPr>
+                <w:b w:val="false"/>
+                <w:bCs w:val="false"/>
+                <w:sz w:val="15"/>
+                <w:szCs w:val="15"/>
+              </w:rPr>
+              <w:t xml:space="preserve">n/a</w:t>
+            </w:r>
+          </w:p>
+        </w:tc>
+        <w:tc>
+          <w:tcPr>
+            <w:tcW w:type="dxa" w:w="1160"/>
+            <w:shd w:fill="FFFFFF" w:val="clear"/>
+            <w:tcMar>
+              <w:top w:type="dxa" w:w="50"/>
+              <w:left w:type="dxa" w:w="70"/>
+              <w:bottom w:type="dxa" w:w="50"/>
+              <w:right w:type="dxa" w:w="70"/>
+            </w:tcMar>
+          </w:tcPr>
+          <w:p>
+            <w:pPr>
+              <w:jc w:val="left"/>
+            </w:pPr>
+            <w:r>
+              <w:rPr>
+                <w:b w:val="false"/>
+                <w:bCs w:val="false"/>
+                <w:sz w:val="15"/>
+                <w:szCs w:val="15"/>
+              </w:rPr>
+              <w:t xml:space="preserve">n/a</w:t>
+            </w:r>
+          </w:p>
+        </w:tc>
+      </w:tr>
+      <w:tr>
+        <w:tc>
+          <w:tcPr>
+            <w:tcW w:type="dxa" w:w="2400"/>
+            <w:shd w:fill="F2F2F2" w:val="clear"/>
+            <w:tcMar>
+              <w:top w:type="dxa" w:w="50"/>
+              <w:left w:type="dxa" w:w="70"/>
+              <w:bottom w:type="dxa" w:w="50"/>
+              <w:right w:type="dxa" w:w="70"/>
+            </w:tcMar>
+          </w:tcPr>
+          <w:p>
+            <w:pPr>
+              <w:jc w:val="left"/>
+            </w:pPr>
+            <w:r>
+              <w:rPr>
+                <w:b w:val="false"/>
+                <w:bCs w:val="false"/>
+                <w:sz w:val="15"/>
+                <w:szCs w:val="15"/>
+              </w:rPr>
+              <w:t xml:space="preserve">Financial</w:t>
+            </w:r>
+          </w:p>
+        </w:tc>
+        <w:tc>
+          <w:tcPr>
+            <w:tcW w:type="dxa" w:w="4000"/>
+            <w:shd w:fill="F2F2F2" w:val="clear"/>
+            <w:tcMar>
+              <w:top w:type="dxa" w:w="50"/>
+              <w:left w:type="dxa" w:w="70"/>
+              <w:bottom w:type="dxa" w:w="50"/>
+              <w:right w:type="dxa" w:w="70"/>
+            </w:tcMar>
+          </w:tcPr>
+          <w:p>
+            <w:pPr>
+              <w:jc w:val="left"/>
+            </w:pPr>
+            <w:r>
+              <w:rPr>
+                <w:b w:val="false"/>
+                <w:bCs w:val="false"/>
+                <w:sz w:val="15"/>
+                <w:szCs w:val="15"/>
+              </w:rPr>
+              <w:t xml:space="preserve">"I still struggle financially but things are getting better."</w:t>
+            </w:r>
+          </w:p>
+        </w:tc>
+        <w:tc>
+          <w:tcPr>
+            <w:tcW w:type="dxa" w:w="900"/>
+            <w:shd w:fill="F2F2F2" w:val="clear"/>
+            <w:tcMar>
+              <w:top w:type="dxa" w:w="50"/>
+              <w:left w:type="dxa" w:w="70"/>
+              <w:bottom w:type="dxa" w:w="50"/>
+              <w:right w:type="dxa" w:w="70"/>
+            </w:tcMar>
+          </w:tcPr>
+          <w:p>
+            <w:pPr>
+              <w:jc w:val="left"/>
+            </w:pPr>
+            <w:r>
+              <w:rPr>
+                <w:b w:val="false"/>
+                <w:bCs w:val="false"/>
+                <w:sz w:val="15"/>
+                <w:szCs w:val="15"/>
+              </w:rPr>
+              <w:t xml:space="preserve">7/10</w:t>
+            </w:r>
+          </w:p>
+        </w:tc>
+        <w:tc>
+          <w:tcPr>
+            <w:tcW w:type="dxa" w:w="900"/>
+            <w:shd w:fill="F2F2F2" w:val="clear"/>
+            <w:tcMar>
+              <w:top w:type="dxa" w:w="50"/>
+              <w:left w:type="dxa" w:w="70"/>
+              <w:bottom w:type="dxa" w:w="50"/>
+              <w:right w:type="dxa" w:w="70"/>
+            </w:tcMar>
+          </w:tcPr>
+          <w:p>
+            <w:pPr>
+              <w:jc w:val="left"/>
+            </w:pPr>
+            <w:r>
+              <w:rPr>
+                <w:b w:val="false"/>
+                <w:bCs w:val="false"/>
+                <w:sz w:val="15"/>
+                <w:szCs w:val="15"/>
+              </w:rPr>
+              <w:t xml:space="preserve">1/10</w:t>
+            </w:r>
+          </w:p>
+        </w:tc>
+        <w:tc>
+          <w:tcPr>
+            <w:tcW w:type="dxa" w:w="1160"/>
+            <w:shd w:fill="F2F2F2" w:val="clear"/>
+            <w:tcMar>
+              <w:top w:type="dxa" w:w="50"/>
+              <w:left w:type="dxa" w:w="70"/>
+              <w:bottom w:type="dxa" w:w="50"/>
+              <w:right w:type="dxa" w:w="70"/>
+            </w:tcMar>
+          </w:tcPr>
+          <w:p>
+            <w:pPr>
+              <w:jc w:val="left"/>
+            </w:pPr>
+            <w:r>
+              <w:rPr>
+                <w:b w:val="false"/>
+                <w:bCs w:val="false"/>
+                <w:sz w:val="15"/>
+                <w:szCs w:val="15"/>
+              </w:rPr>
+              <w:t xml:space="preserve">0/4</w:t>
+            </w:r>
+          </w:p>
+        </w:tc>
+      </w:tr>
+      <w:tr>
+        <w:tc>
+          <w:tcPr>
+            <w:tcW w:type="dxa" w:w="2400"/>
+            <w:shd w:fill="FFFFFF" w:val="clear"/>
+            <w:tcMar>
+              <w:top w:type="dxa" w:w="50"/>
+              <w:left w:type="dxa" w:w="70"/>
+              <w:bottom w:type="dxa" w:w="50"/>
+              <w:right w:type="dxa" w:w="70"/>
+            </w:tcMar>
+          </w:tcPr>
+          <w:p>
+            <w:pPr>
+              <w:jc w:val="left"/>
+            </w:pPr>
+            <w:r>
+              <w:rPr>
+                <w:b w:val="false"/>
+                <w:bCs w:val="false"/>
+                <w:sz w:val="15"/>
+                <w:szCs w:val="15"/>
+              </w:rPr>
+              <w:t xml:space="preserve">Cash Flow &amp; Payments</w:t>
+            </w:r>
+          </w:p>
+        </w:tc>
+        <w:tc>
+          <w:tcPr>
+            <w:tcW w:type="dxa" w:w="4000"/>
+            <w:shd w:fill="FFFFFF" w:val="clear"/>
+            <w:tcMar>
+              <w:top w:type="dxa" w:w="50"/>
+              <w:left w:type="dxa" w:w="70"/>
+              <w:bottom w:type="dxa" w:w="50"/>
+              <w:right w:type="dxa" w:w="70"/>
+            </w:tcMar>
+          </w:tcPr>
+          <w:p>
+            <w:pPr>
+              <w:jc w:val="left"/>
+            </w:pPr>
+            <w:r>
+              <w:rPr>
+                <w:b w:val="false"/>
+                <w:bCs w:val="false"/>
+                <w:sz w:val="15"/>
+                <w:szCs w:val="15"/>
+              </w:rPr>
+              <w:t xml:space="preserve">"You don't get into bidding for the job or how the business won't pay you on the same day as the actual cleaning so your out of pocket to pay"</w:t>
+            </w:r>
+          </w:p>
+        </w:tc>
+        <w:tc>
+          <w:tcPr>
+            <w:tcW w:type="dxa" w:w="900"/>
+            <w:shd w:fill="FFFFFF" w:val="clear"/>
+            <w:tcMar>
+              <w:top w:type="dxa" w:w="50"/>
+              <w:left w:type="dxa" w:w="70"/>
+              <w:bottom w:type="dxa" w:w="50"/>
+              <w:right w:type="dxa" w:w="70"/>
+            </w:tcMar>
+          </w:tcPr>
+          <w:p>
+            <w:pPr>
+              <w:jc w:val="left"/>
+            </w:pPr>
+            <w:r>
+              <w:rPr>
+                <w:b w:val="false"/>
+                <w:bCs w:val="false"/>
+                <w:sz w:val="15"/>
+                <w:szCs w:val="15"/>
+              </w:rPr>
+              <w:t xml:space="preserve">n/a</w:t>
+            </w:r>
+          </w:p>
+        </w:tc>
+        <w:tc>
+          <w:tcPr>
+            <w:tcW w:type="dxa" w:w="900"/>
+            <w:shd w:fill="FFFFFF" w:val="clear"/>
+            <w:tcMar>
+              <w:top w:type="dxa" w:w="50"/>
+              <w:left w:type="dxa" w:w="70"/>
+              <w:bottom w:type="dxa" w:w="50"/>
+              <w:right w:type="dxa" w:w="70"/>
+            </w:tcMar>
+          </w:tcPr>
+          <w:p>
+            <w:pPr>
+              <w:jc w:val="left"/>
+            </w:pPr>
+            <w:r>
+              <w:rPr>
+                <w:b w:val="false"/>
+                <w:bCs w:val="false"/>
+                <w:sz w:val="15"/>
+                <w:szCs w:val="15"/>
+              </w:rPr>
+              <w:t xml:space="preserve">n/a</w:t>
+            </w:r>
+          </w:p>
+        </w:tc>
+        <w:tc>
+          <w:tcPr>
+            <w:tcW w:type="dxa" w:w="1160"/>
+            <w:shd w:fill="FFFFFF" w:val="clear"/>
+            <w:tcMar>
+              <w:top w:type="dxa" w:w="50"/>
+              <w:left w:type="dxa" w:w="70"/>
+              <w:bottom w:type="dxa" w:w="50"/>
+              <w:right w:type="dxa" w:w="70"/>
+            </w:tcMar>
+          </w:tcPr>
+          <w:p>
+            <w:pPr>
+              <w:jc w:val="left"/>
+            </w:pPr>
+            <w:r>
+              <w:rPr>
+                <w:b w:val="false"/>
+                <w:bCs w:val="false"/>
+                <w:sz w:val="15"/>
+                <w:szCs w:val="15"/>
+              </w:rPr>
+              <w:t xml:space="preserve">n/a</w:t>
+            </w:r>
+          </w:p>
+        </w:tc>
+      </w:tr>
+    </w:tbl>
     <w:p>
       <w:pPr>
         <w:spacing w:after="140"/>
       </w:pPr>
       <w:r>
-        <w:t xml:space="preserve">Real buying-intent signal: 0.00 on a 0-4 scale (from 1 real mention(s) that stated one) -- a thin but real, directional data point.</w:t>
+        <w:rPr>
+          <w:i/>
+          <w:iCs/>
+        </w:rPr>
+        <w:t xml:space="preserve">What remains unproven: whether this pain recurs commonly enough across businesses to be a widespread pattern -- the real evidence did not cluster into a single, statistically repeated theme at this sample size (the same honest outcome as us_hvac_10_99's own M2 result). The individual themes above are each real and specific, just not yet shown to be common.</w:t>
+      </w:r>
+    </w:p>
+    <w:p>
+      <w:r>
+        <w:br w:type="page"/>
       </w:r>
     </w:p>
     <w:p>
@@ -173,7 +1134,7 @@
         <w:spacing w:after="160" w:before="320"/>
       </w:pPr>
       <w:r>
-        <w:t xml:space="preserve">4. MASK AI Automation-Fit Signal (Automated Proxy Only)</w:t>
+        <w:t xml:space="preserve">4. What This Market Appears to Need</w:t>
       </w:r>
     </w:p>
     <w:p>
@@ -181,7 +1142,7 @@
         <w:spacing w:after="140"/>
       </w:pPr>
       <w:r>
-        <w:t xml:space="preserve">Real automated proxy score: 1.00 / 10, averaged across 2 real mention(s) rated by Gemini for AI/automation suitability. This is NOT the real, owner-reviewed capability-fit score (M9) -- that requires the same leadership review us_hvac_10_99 received, and only happens for markets that reach the final shortlist.</w:t>
+        <w:t xml:space="preserve">No individual real mention scored highly enough on AI suitability to highlight a specific automation direction yet.</w:t>
       </w:r>
     </w:p>
     <w:p>
@@ -190,7 +1151,24 @@
         <w:spacing w:after="160" w:before="320"/>
       </w:pPr>
       <w:r>
-        <w:t xml:space="preserve">5. What Remains Unknown</w:t>
+        <w:t xml:space="preserve">5. Automation-Fit Signal (Automated Proxy Only)</w:t>
+      </w:r>
+    </w:p>
+    <w:p>
+      <w:pPr>
+        <w:spacing w:after="140"/>
+      </w:pPr>
+      <w:r>
+        <w:t xml:space="preserve">Real automated proxy score: 1.00 / 10, averaged across 2 real mention(s) rated by Gemini for AI/automation suitability. This is NOT the real, owner-reviewed capability-fit score (M9) -- that requires the same leadership review us_hvac_10_99 received.</w:t>
+      </w:r>
+    </w:p>
+    <w:p>
+      <w:pPr>
+        <w:pStyle w:val="Heading1"/>
+        <w:spacing w:after="160" w:before="320"/>
+      </w:pPr>
+      <w:r>
+        <w:t xml:space="preserve">6. What Remains Unknown</w:t>
       </w:r>
     </w:p>
     <w:p>
@@ -229,7 +1207,7 @@
         <w:spacing w:after="80"/>
       </w:pPr>
       <w:r>
-        <w:t xml:space="preserve">Whether the real pain found here recurs commonly or was a one-off -- the sample size run so far cannot answer this.</w:t>
+        <w:t xml:space="preserve">Whether the real pain found here recurs commonly or was a set of one-off complaints.</w:t>
       </w:r>
     </w:p>
     <w:p>
@@ -251,7 +1229,7 @@
         <w:spacing w:after="160" w:before="320"/>
       </w:pPr>
       <w:r>
-        <w:t xml:space="preserve">6. Current Assessment</w:t>
+        <w:t xml:space="preserve">7. Current Assessment</w:t>
       </w:r>
     </w:p>
     <w:p>
@@ -266,7 +1244,7 @@
           <w:sz w:val="22"/>
           <w:szCs w:val="22"/>
         </w:rPr>
-        <w:t xml:space="preserve">MIXED SIGNAL -- CONTINUE TO FULL PHASE 3 BEFORE DECIDING</w:t>
+        <w:t xml:space="preserve">WEAK AUTOMATION-FIT SIGNAL SO FAR -- LOWER PRIORITY</w:t>
       </w:r>
     </w:p>
     <w:p>
@@ -278,7 +1256,7 @@
           <w:i/>
           <w:iCs/>
         </w:rPr>
-        <w:t xml:space="preserve">This market remains in the Phase 3 shortlist and will receive the same treatment as the other 13 markets once real daily YouTube quota allows the run to continue. No market has been dropped based on this interim data.</w:t>
+        <w:t xml:space="preserve">This market remains in the Phase 3 shortlist and will receive the same treatment as the other markets once real daily YouTube quota allows the run to continue. No market has been dropped based on this interim data.</w:t>
       </w:r>
     </w:p>
     <w:p>
@@ -287,7 +1265,7 @@
         <w:spacing w:after="160" w:before="320"/>
       </w:pPr>
       <w:r>
-        <w:t xml:space="preserve">7. Sources</w:t>
+        <w:t xml:space="preserve">8. Sources</w:t>
       </w:r>
     </w:p>
     <w:p>
@@ -326,7 +1304,7 @@
         <w:spacing w:after="80"/>
       </w:pPr>
       <w:r>
-        <w:t xml:space="preserve">Google Gemini (gemini-flash-lite-latest, multi-key rotation) -- real structured pain/AI-suitability extraction, A10 grounding-validated.</w:t>
+        <w:t xml:space="preserve">Google Gemini (gemini-flash-lite-latest, multi-key rotation) -- real structured pain/AI-suitability extraction, A10 grounding-validated, all quotes verbatim from real public YouTube comments.</w:t>
       </w:r>
     </w:p>
     <w:sectPr>
